--- a/Cover_Letters/Shinoy_Independent_Recruiters_Automation_Engineer_Cover_Letter.docx
+++ b/Cover_Letters/Shinoy_Independent_Recruiters_Automation_Engineer_Cover_Letter.docx
@@ -14,7 +14,7 @@
     </w:p>
     <w:p>
       <w:r>
-        <w:t>October 01, 2026</w:t>
+        <w:t>October 23, 2026</w:t>
       </w:r>
     </w:p>
     <w:p>
@@ -35,12 +35,12 @@
     </w:p>
     <w:p>
       <w:r>
-        <w:t>Your temporary Automation Engineer position caught my attention because it focuses on building secure, reliable automation for IT operations and API workflows. In my recent role at Tata Consultancy Services, I worked extensively on CI/CD pipelines, backend validation, and operational scripting. I am comfortable working independently and understand the importance of traceability and maintenance in enterprise environments.</w:t>
+        <w:t>Your automation engineer position caught my attention because it focuses on building reliable scripts and handling APIs within hybrid IT environments. In my recent work, I have built and maintained automation frameworks, managed CI/CD pipelines, and handled backend integrations. I am comfortable working with Python, REST APIs, and version control workflows like Git.</w:t>
       </w:r>
     </w:p>
     <w:p>
       <w:r>
-        <w:t>I have also used AI tools like Gemini Code Assist to streamline script generation and deployment tasks. Working in an international setting in Rotterdam sounds like a great fit for my background.</w:t>
+        <w:t>I appreciate that the role involves supporting user lifecycle management and cloud operations while maintaining security and proper documentation. My background in software testing and infrastructure automation has given me a solid foundation for troubleshooting complex issues across scripts and permissions.</w:t>
       </w:r>
     </w:p>
     <w:p>
